--- a/testakten/markenrecht-euipo-widerspruch-sneakerkapsel-alicante/02_mandantenauftrag_widerspruch_2026-06-24.docx
+++ b/testakten/markenrecht-euipo-widerspruch-sneakerkapsel-alicante/02_mandantenauftrag_widerspruch_2026-06-24.docx
@@ -38,11 +38,50 @@
         <w:t>Das Budget ist auf 9.500 EUR für erste Instanz begrenzt.</w:t>
       </w:r>
     </w:p>
+    <w:p>
+      <w:pPr>
+        <w:pStyle w:val="Heading1"/>
+      </w:pPr>
+      <w:r>
+        <w:t>Mandats- und Produktangaben</w:t>
+      </w:r>
+    </w:p>
+    <w:p>
+      <w:pPr>
+        <w:pStyle w:val="Heading2"/>
+      </w:pPr>
+      <w:r>
+        <w:t>Auftrag</w:t>
+      </w:r>
+    </w:p>
+    <w:p>
+      <w:r>
+        <w:t>SneakerKapsel GmbH, Große Bleichen 21, 20354 Hamburg, beauftragt die Kanzlei Mertens IP PartG mbB mit der Prüfung eines Widerspruchs gegen EUTM 019188642. Ansprechpartner ist Geschäftsführer Nils Cordsen; Marken- und Kampagnenunterlagen verwaltet Sophie Brandt, Telefon 040 411 28 314.</w:t>
+      </w:r>
+    </w:p>
+    <w:p>
+      <w:r>
+        <w:t>Die Mandantin beruft sich auf die deutsche Wort-/Bildmarke KAPSEL 42, Registernummer 302021118744, Anmeldetag 8. März 2021, sowie auf eine seit 2021 benutzte Wortkennzeichnung. Registerauszug, Rechnungen, Kampagnenordner und Händlerlisten sollen bis 29. Juni vollständig übergeben werden.</w:t>
+      </w:r>
+    </w:p>
+    <w:p>
+      <w:pPr>
+        <w:pStyle w:val="Heading2"/>
+      </w:pPr>
+      <w:r>
+        <w:t>Freigaben</w:t>
+      </w:r>
+    </w:p>
+    <w:p>
+      <w:r>
+        <w:t>Der Auftrag umfasst Kollisionsprüfung, Benutzungsaufbereitung, Widerspruchsschrift und Verhandlungen in einer möglichen Cooling-off-Phase. Vergleich, Warenbeschränkung oder Kostenobergrenze bedürfen einer gesonderten Geschäftsführungsfreigabe.</w:t>
+      </w:r>
+    </w:p>
     <w:sectPr>
       <w:headerReference w:type="default" r:id="rId9"/>
       <w:footerReference w:type="default" r:id="rId10"/>
-      <w:pgSz w:w="12240" w:h="15840"/>
-      <w:pgMar w:top="1134" w:right="1247" w:bottom="1134" w:left="1247" w:header="720" w:footer="720" w:gutter="0"/>
+      <w:pgSz w:w="11906" w:h="16838"/>
+      <w:pgMar w:top="1247" w:right="1134" w:bottom="1020" w:left="1191" w:header="720" w:footer="720" w:gutter="0"/>
       <w:cols w:space="720"/>
       <w:docGrid w:linePitch="360"/>
     </w:sectPr>
